--- a/คุมประพฤติ ไม่ครบ.docx
+++ b/คุมประพฤติ ไม่ครบ.docx
@@ -592,7 +592,38 @@
           <w:szCs w:val="32"/>
           <w:lang w:val="en-US"/>
         </w:rPr>
-        <w:t>}} {{</w:t>
+        <w:t>}}</w:t>
+      </w:r>
+      <w:r>
+        <w:rPr>
+          <w:rFonts w:ascii="TH SarabunIT๙" w:eastAsia="Times New Roman" w:hAnsi="TH SarabunIT๙" w:cs="TH SarabunIT๙"/>
+          <w:spacing w:val="-6"/>
+          <w:sz w:val="32"/>
+          <w:szCs w:val="32"/>
+          <w:lang w:val="en-US"/>
+        </w:rPr>
+        <w:t xml:space="preserve"> </w:t>
+      </w:r>
+      <w:r>
+        <w:rPr>
+          <w:rFonts w:ascii="TH SarabunIT๙" w:eastAsia="Times New Roman" w:hAnsi="TH SarabunIT๙" w:cs="TH SarabunIT๙" w:hint="cs"/>
+          <w:spacing w:val="-6"/>
+          <w:sz w:val="32"/>
+          <w:szCs w:val="32"/>
+          <w:cs/>
+          <w:lang w:val="en-US"/>
+        </w:rPr>
+        <w:t>ลงวันที่</w:t>
+      </w:r>
+      <w:r>
+        <w:rPr>
+          <w:rFonts w:ascii="TH SarabunIT๙" w:eastAsia="Times New Roman" w:hAnsi="TH SarabunIT๙" w:cs="TH SarabunIT๙"/>
+          <w:spacing w:val="-6"/>
+          <w:sz w:val="32"/>
+          <w:szCs w:val="32"/>
+          <w:lang w:val="en-US"/>
+        </w:rPr>
+        <w:t xml:space="preserve"> {{</w:t>
       </w:r>
       <w:r>
         <w:rPr>

--- a/คุมประพฤติ ไม่ครบ.docx
+++ b/คุมประพฤติ ไม่ครบ.docx
@@ -2884,6 +2884,16 @@
           <w:rFonts w:ascii="TH SarabunIT๙" w:eastAsia="Cordia New" w:hAnsi="TH SarabunIT๙" w:cs="TH SarabunIT๙" w:hint="cs"/>
           <w:sz w:val="24"/>
           <w:szCs w:val="24"/>
+          <w:cs/>
+          <w:lang w:val="en-US"/>
+        </w:rPr>
+        <w:t xml:space="preserve"> </w:t>
+      </w:r>
+      <w:r>
+        <w:rPr>
+          <w:rFonts w:ascii="TH SarabunIT๙" w:eastAsia="Cordia New" w:hAnsi="TH SarabunIT๙" w:cs="TH SarabunIT๙" w:hint="cs"/>
+          <w:sz w:val="32"/>
+          <w:szCs w:val="32"/>
           <w:cs/>
           <w:lang w:val="en-US"/>
         </w:rPr>
